--- a/backend/word/OCZYSZCZANIE MANUALNE TWARZY.docx
+++ b/backend/word/OCZYSZCZANIE MANUALNE TWARZY.docx
@@ -4,7 +4,7 @@
   <w:body>
     <w:p>
       <w:r>
-        <w:t>OCZYSZCZANIE MANUALNE TWARZY</w:t>
+        <w:t>Oczyszczanie manualne twarzy</w:t>
       </w:r>
     </w:p>
     <w:p>
@@ -162,25 +162,12 @@
     </w:p>
     <w:p>
       <w:r>
-        <w:t xml:space="preserve">2. </w:t>
-      </w:r>
-      <w:proofErr w:type="spellStart"/>
-      <w:r>
-        <w:t>Tonizacja</w:t>
-      </w:r>
-      <w:proofErr w:type="spellEnd"/>
-    </w:p>
-    <w:p>
-      <w:r>
-        <w:t xml:space="preserve">Przywrócenie odpowiedniego </w:t>
-      </w:r>
-      <w:proofErr w:type="spellStart"/>
-      <w:r>
-        <w:t>pH</w:t>
-      </w:r>
-      <w:proofErr w:type="spellEnd"/>
-      <w:r>
-        <w:t xml:space="preserve"> skóry.</w:t>
+        <w:t>2. Tonizacja</w:t>
+      </w:r>
+    </w:p>
+    <w:p>
+      <w:r>
+        <w:t>Przywrócenie odpowiedniego pH skóry.</w:t>
       </w:r>
     </w:p>
     <w:p>
@@ -251,23 +238,13 @@
         </w:rPr>
         <w:t xml:space="preserve"> </w:t>
       </w:r>
-      <w:proofErr w:type="spellStart"/>
       <w:r>
         <w:rPr>
           <w:rStyle w:val="Pogrubienie"/>
           <w:b w:val="0"/>
           <w:bCs w:val="0"/>
         </w:rPr>
-        <w:t>d’Arsonvala</w:t>
-      </w:r>
-      <w:proofErr w:type="spellEnd"/>
-      <w:r>
-        <w:rPr>
-          <w:rStyle w:val="Pogrubienie"/>
-          <w:b w:val="0"/>
-          <w:bCs w:val="0"/>
-        </w:rPr>
-        <w:t>)</w:t>
+        <w:t>d’Arsonvala)</w:t>
       </w:r>
       <w:r>
         <w:t xml:space="preserve"> w celu dezynfekcji, pobudzenia skóry i przyspieszenia jej regeneracji.</w:t>
@@ -349,10 +326,7 @@
     <w:p>
       <w:r>
         <w:lastRenderedPageBreak/>
-        <w:t>Bezwzględne p</w:t>
-      </w:r>
-      <w:r>
-        <w:t>rzeciwwskazania:</w:t>
+        <w:t>Bezwzględne przeciwwskazania:</w:t>
       </w:r>
     </w:p>
     <w:p>
@@ -386,15 +360,7 @@
         <w:t xml:space="preserve">* </w:t>
       </w:r>
       <w:r>
-        <w:t xml:space="preserve">skóra bardzo </w:t>
-      </w:r>
-      <w:proofErr w:type="spellStart"/>
-      <w:r>
-        <w:t>naczynkowa</w:t>
-      </w:r>
-      <w:proofErr w:type="spellEnd"/>
-      <w:r>
-        <w:t xml:space="preserve"> z tendencją do pękania naczynek</w:t>
+        <w:t>skóra bardzo naczynkowa z tendencją do pękania naczynek</w:t>
       </w:r>
     </w:p>
     <w:p>
@@ -404,23 +370,7 @@
     </w:p>
     <w:p>
       <w:r>
-        <w:t xml:space="preserve">* leczenie </w:t>
-      </w:r>
-      <w:proofErr w:type="spellStart"/>
-      <w:r>
-        <w:t>retinoidami</w:t>
-      </w:r>
-      <w:proofErr w:type="spellEnd"/>
-      <w:r>
-        <w:t xml:space="preserve"> (np. </w:t>
-      </w:r>
-      <w:proofErr w:type="spellStart"/>
-      <w:r>
-        <w:t>Izotek</w:t>
-      </w:r>
-      <w:proofErr w:type="spellEnd"/>
-      <w:r>
-        <w:t>)</w:t>
+        <w:t>* leczenie retinoidami (np. Izotek)</w:t>
       </w:r>
     </w:p>
     <w:p>
@@ -441,10 +391,7 @@
     <w:p/>
     <w:p>
       <w:r>
-        <w:t xml:space="preserve">Wskazówki </w:t>
-      </w:r>
-      <w:r>
-        <w:t>po zabiegu:</w:t>
+        <w:t>Wskazówki po zabiegu:</w:t>
       </w:r>
     </w:p>
     <w:p>
